--- a/public/templates/revisional_crefisa.docx
+++ b/public/templates/revisional_crefisa.docx
@@ -1528,7 +1528,7 @@
           <w:bCs/>
           <w:lang w:val="pt-BR"/>
         </w:rPr>
-        <w:t>25 de novembro de 2025</w:t>
+        <w:t>________</w:t>
       </w:r>
       <w:r>
         <w:rPr>
@@ -1544,7 +1544,7 @@
           <w:bCs/>
           <w:lang w:val="pt-BR"/>
         </w:rPr>
-        <w:t>R$ 859,87 (oitocentos e cinquenta e nove reais e oitenta e sete centavos)</w:t>
+        <w:t>R$ ________ (________)</w:t>
       </w:r>
       <w:r>
         <w:rPr>
@@ -5291,7 +5291,7 @@
           <w:rFonts w:eastAsia="Times New Roman" w:cs="Calibri"/>
           <w:lang w:val="pt-BR"/>
         </w:rPr>
-        <w:t xml:space="preserve"> (art. 14, §1º, inciso II, do CDC) – O consumidor que contrata empréstimo pessoal junto a instituição financeira tem a legítima expectativa de que os encargos pactuados guardarão razoável correspondência com os parâmetros praticados pelo mercado. No caso vertente, a consumidora contratou crédito no valor de R$ 859,87 e está sendo compelida a pagar </w:t>
+        <w:t xml:space="preserve"> (art. 14, §1º, inciso II, do CDC) – O consumidor que contrata empréstimo pessoal junto a instituição financeira tem a legítima expectativa de que os encargos pactuados guardarão razoável correspondência com os parâmetros praticados pelo mercado. No caso vertente, a consumidora contratou crédito no valor de R$ ________ e está sendo compelida a pagar </w:t>
       </w:r>
       <w:r>
         <w:rPr>
